--- a/Evaluation1/testingplan/Interactive Prototype 1.docx
+++ b/Evaluation1/testingplan/Interactive Prototype 1.docx
@@ -109,54 +109,64 @@
         <w:rPr>
           <w:rFonts w:ascii="Arial" w:hAnsi="Arial" w:cs="Arial"/>
         </w:rPr>
-        <w:t xml:space="preserve"> XR.</w:t>
-      </w:r>
-    </w:p>
-    <w:p>
-      <w:pPr>
-        <w:rPr>
-          <w:rFonts w:ascii="Arial" w:hAnsi="Arial" w:cs="Arial"/>
-        </w:rPr>
-      </w:pPr>
-      <w:r>
-        <w:rPr>
-          <w:rFonts w:ascii="Arial" w:hAnsi="Arial" w:cs="Arial"/>
-        </w:rPr>
-        <w:t>Specifically, I want to find out whether users can:</w:t>
-      </w:r>
-    </w:p>
-    <w:p>
-      <w:pPr>
-        <w:rPr>
-          <w:rFonts w:ascii="Arial" w:hAnsi="Arial" w:cs="Arial"/>
-        </w:rPr>
-      </w:pPr>
-      <w:r>
-        <w:rPr>
-          <w:rFonts w:ascii="Arial" w:hAnsi="Arial" w:cs="Arial"/>
-        </w:rPr>
-        <w:t>Understand that notes can be moved from the Unsorted Board.</w:t>
-      </w:r>
-    </w:p>
-    <w:p>
-      <w:pPr>
-        <w:rPr>
-          <w:rFonts w:ascii="Arial" w:hAnsi="Arial" w:cs="Arial"/>
-        </w:rPr>
-      </w:pPr>
-      <w:r>
-        <w:rPr>
-          <w:rFonts w:ascii="Arial" w:hAnsi="Arial" w:cs="Arial"/>
-        </w:rPr>
-        <w:t>Identify the purpose of the Problems, Positive Findings, and Opportunities categories.</w:t>
-      </w:r>
-    </w:p>
-    <w:p>
-      <w:pPr>
-        <w:rPr>
-          <w:rFonts w:ascii="Arial" w:hAnsi="Arial" w:cs="Arial"/>
-        </w:rPr>
-      </w:pPr>
+        <w:t xml:space="preserve"> </w:t>
+      </w:r>
+      <w:proofErr w:type="spellStart"/>
+      <w:r>
+        <w:rPr>
+          <w:rFonts w:ascii="Arial" w:hAnsi="Arial" w:cs="Arial"/>
+        </w:rPr>
+        <w:t>XR.Specifically</w:t>
+      </w:r>
+      <w:proofErr w:type="spellEnd"/>
+      <w:r>
+        <w:rPr>
+          <w:rFonts w:ascii="Arial" w:hAnsi="Arial" w:cs="Arial"/>
+        </w:rPr>
+        <w:t>, I want to find out whether users can:</w:t>
+      </w:r>
+      <w:r>
+        <w:rPr>
+          <w:rFonts w:ascii="Arial" w:hAnsi="Arial" w:cs="Arial" w:hint="eastAsia"/>
+        </w:rPr>
+        <w:t xml:space="preserve"> </w:t>
+      </w:r>
+      <w:r>
+        <w:rPr>
+          <w:rFonts w:ascii="Arial" w:hAnsi="Arial" w:cs="Arial"/>
+        </w:rPr>
+        <w:t>Understand that notes can be moved from the Unsorted Board</w:t>
+      </w:r>
+      <w:r>
+        <w:rPr>
+          <w:rFonts w:ascii="Arial" w:hAnsi="Arial" w:cs="Arial" w:hint="eastAsia"/>
+        </w:rPr>
+        <w:t>，</w:t>
+      </w:r>
+      <w:r>
+        <w:rPr>
+          <w:rFonts w:ascii="Arial" w:hAnsi="Arial" w:cs="Arial"/>
+        </w:rPr>
+        <w:t>Identify the purpose of the Problems,</w:t>
+      </w:r>
+      <w:r>
+        <w:rPr>
+          <w:rFonts w:ascii="Arial" w:hAnsi="Arial" w:cs="Arial" w:hint="eastAsia"/>
+        </w:rPr>
+        <w:t>，</w:t>
+      </w:r>
+      <w:r>
+        <w:rPr>
+          <w:rFonts w:ascii="Arial" w:hAnsi="Arial" w:cs="Arial"/>
+        </w:rPr>
+        <w:t>Positive Findings, and Opportunities categories.</w:t>
+      </w:r>
+      <w:r>
+        <w:rPr>
+          <w:rFonts w:ascii="Arial" w:hAnsi="Arial" w:cs="Arial" w:hint="eastAsia"/>
+        </w:rPr>
+        <w:t>，</w:t>
+      </w:r>
       <w:proofErr w:type="spellStart"/>
       <w:r>
         <w:rPr>
@@ -404,7 +414,6 @@
         <w:rPr>
           <w:rFonts w:ascii="Arial" w:hAnsi="Arial" w:cs="Arial"/>
         </w:rPr>
-        <w:lastRenderedPageBreak/>
         <w:t>Participant comments and suggestions.</w:t>
       </w:r>
     </w:p>
@@ -444,6 +453,7 @@
         <w:rPr>
           <w:rFonts w:ascii="Arial" w:hAnsi="Arial" w:cs="Arial"/>
         </w:rPr>
+        <w:lastRenderedPageBreak/>
         <w:t>The concept will be considered successful if most participants can understand the board structure and complete the sorting tasks with little or no assistance.</w:t>
       </w:r>
     </w:p>
@@ -459,6 +469,725 @@
         </w:rPr>
         <w:t>The results will be used to improve the spatial layout, labels, affordances, and interactions for the next prototype.</w:t>
       </w:r>
+    </w:p>
+    <w:p>
+      <w:pPr>
+        <w:rPr>
+          <w:rFonts w:ascii="Arial" w:hAnsi="Arial" w:cs="Arial"/>
+        </w:rPr>
+      </w:pPr>
+    </w:p>
+    <w:p>
+      <w:pPr>
+        <w:rPr>
+          <w:rFonts w:ascii="Arial" w:hAnsi="Arial" w:cs="Arial"/>
+          <w:b/>
+          <w:bCs/>
+        </w:rPr>
+      </w:pPr>
+      <w:r>
+        <w:rPr>
+          <w:rFonts w:ascii="Arial" w:hAnsi="Arial" w:cs="Arial"/>
+          <w:b/>
+          <w:bCs/>
+        </w:rPr>
+        <w:t>Statement of Originality</w:t>
+      </w:r>
+    </w:p>
+    <w:p>
+      <w:pPr>
+        <w:rPr>
+          <w:rFonts w:ascii="Arial" w:hAnsi="Arial" w:cs="Arial"/>
+        </w:rPr>
+      </w:pPr>
+      <w:r>
+        <w:rPr>
+          <w:rFonts w:ascii="Arial" w:hAnsi="Arial" w:cs="Arial"/>
+        </w:rPr>
+        <w:t xml:space="preserve">I confirm that the design decisions, prototype development, testing, and final submitted work for </w:t>
+      </w:r>
+      <w:proofErr w:type="spellStart"/>
+      <w:r>
+        <w:rPr>
+          <w:rFonts w:ascii="Arial" w:hAnsi="Arial" w:cs="Arial"/>
+        </w:rPr>
+        <w:t>IdeaSpace</w:t>
+      </w:r>
+      <w:proofErr w:type="spellEnd"/>
+      <w:r>
+        <w:rPr>
+          <w:rFonts w:ascii="Arial" w:hAnsi="Arial" w:cs="Arial"/>
+        </w:rPr>
+        <w:t xml:space="preserve"> XR – Interactive Prototype 1 represent my own work.</w:t>
+      </w:r>
+    </w:p>
+    <w:p>
+      <w:pPr>
+        <w:rPr>
+          <w:rFonts w:ascii="Arial" w:hAnsi="Arial" w:cs="Arial"/>
+        </w:rPr>
+      </w:pPr>
+      <w:r>
+        <w:rPr>
+          <w:rFonts w:ascii="Arial" w:hAnsi="Arial" w:cs="Arial"/>
+        </w:rPr>
+        <w:t>I used OpenAI ChatGPT as a support tool during the development process, including assistance with planning, wording, Unity troubleshooting, and suggestions for C# implementation. AI-generated suggestions were reviewed, modified, and integrated by me based on the requirements of my prototype.</w:t>
+      </w:r>
+    </w:p>
+    <w:p>
+      <w:pPr>
+        <w:rPr>
+          <w:rFonts w:ascii="Arial" w:hAnsi="Arial" w:cs="Arial"/>
+        </w:rPr>
+      </w:pPr>
+      <w:r>
+        <w:rPr>
+          <w:rFonts w:ascii="Arial" w:hAnsi="Arial" w:cs="Arial"/>
+        </w:rPr>
+        <w:t>Course materials, Unity components, and any externally sourced resources used in the prototype remain the work of their respective authors and are acknowledged where applicable.</w:t>
+      </w:r>
+    </w:p>
+    <w:tbl>
+      <w:tblPr>
+        <w:tblW w:w="8613" w:type="dxa"/>
+        <w:tblLook w:val="04A0" w:firstRow="1" w:lastRow="0" w:firstColumn="1" w:lastColumn="0" w:noHBand="0" w:noVBand="1"/>
+      </w:tblPr>
+      <w:tblGrid>
+        <w:gridCol w:w="2671"/>
+        <w:gridCol w:w="744"/>
+        <w:gridCol w:w="744"/>
+        <w:gridCol w:w="744"/>
+        <w:gridCol w:w="744"/>
+        <w:gridCol w:w="744"/>
+        <w:gridCol w:w="744"/>
+        <w:gridCol w:w="744"/>
+        <w:gridCol w:w="744"/>
+      </w:tblGrid>
+      <w:tr>
+        <w:trPr>
+          <w:trHeight w:val="843"/>
+        </w:trPr>
+        <w:tc>
+          <w:tcPr>
+            <w:tcW w:w="2671" w:type="dxa"/>
+            <w:vMerge w:val="restart"/>
+            <w:tcBorders>
+              <w:top w:val="single" w:sz="4" w:space="0" w:color="auto"/>
+              <w:left w:val="single" w:sz="4" w:space="0" w:color="auto"/>
+              <w:bottom w:val="single" w:sz="4" w:space="0" w:color="auto"/>
+              <w:right w:val="single" w:sz="4" w:space="0" w:color="auto"/>
+            </w:tcBorders>
+            <w:noWrap/>
+            <w:hideMark/>
+          </w:tcPr>
+          <w:p>
+            <w:pPr>
+              <w:jc w:val="center"/>
+              <w:rPr>
+                <w:rFonts w:ascii="Times New Roman" w:eastAsia="DengXian" w:hAnsi="Times New Roman" w:cs="Times New Roman"/>
+                <w:color w:val="000000"/>
+              </w:rPr>
+            </w:pPr>
+            <w:r>
+              <w:rPr>
+                <w:rFonts w:ascii="Times New Roman" w:eastAsia="DengXian" w:hAnsi="Times New Roman" w:cs="Times New Roman"/>
+                <w:color w:val="000000"/>
+              </w:rPr>
+              <w:t>AI Model Used and date</w:t>
+            </w:r>
+          </w:p>
+        </w:tc>
+        <w:tc>
+          <w:tcPr>
+            <w:tcW w:w="5942" w:type="dxa"/>
+            <w:gridSpan w:val="8"/>
+            <w:tcBorders>
+              <w:top w:val="single" w:sz="4" w:space="0" w:color="auto"/>
+              <w:left w:val="nil"/>
+              <w:bottom w:val="single" w:sz="4" w:space="0" w:color="auto"/>
+              <w:right w:val="single" w:sz="4" w:space="0" w:color="auto"/>
+            </w:tcBorders>
+            <w:noWrap/>
+            <w:hideMark/>
+          </w:tcPr>
+          <w:p>
+            <w:pPr>
+              <w:rPr>
+                <w:rFonts w:ascii="Times New Roman" w:eastAsia="DengXian" w:hAnsi="Times New Roman" w:cs="Times New Roman"/>
+                <w:color w:val="000000"/>
+              </w:rPr>
+            </w:pPr>
+            <w:r>
+              <w:rPr>
+                <w:rFonts w:ascii="Times New Roman" w:eastAsia="DengXian" w:hAnsi="Times New Roman" w:cs="Times New Roman"/>
+                <w:color w:val="000000"/>
+              </w:rPr>
+              <w:t>Table A1. Generative AI usage</w:t>
+            </w:r>
+          </w:p>
+        </w:tc>
+      </w:tr>
+      <w:tr>
+        <w:trPr>
+          <w:trHeight w:val="3777"/>
+        </w:trPr>
+        <w:tc>
+          <w:tcPr>
+            <w:tcW w:w="2671" w:type="dxa"/>
+            <w:vMerge/>
+            <w:tcBorders>
+              <w:top w:val="single" w:sz="4" w:space="0" w:color="auto"/>
+              <w:left w:val="single" w:sz="4" w:space="0" w:color="auto"/>
+              <w:bottom w:val="single" w:sz="4" w:space="0" w:color="auto"/>
+              <w:right w:val="single" w:sz="4" w:space="0" w:color="auto"/>
+            </w:tcBorders>
+            <w:hideMark/>
+          </w:tcPr>
+          <w:p>
+            <w:pPr>
+              <w:rPr>
+                <w:rFonts w:ascii="Times New Roman" w:eastAsia="DengXian" w:hAnsi="Times New Roman" w:cs="Times New Roman"/>
+                <w:color w:val="000000"/>
+              </w:rPr>
+            </w:pPr>
+          </w:p>
+        </w:tc>
+        <w:tc>
+          <w:tcPr>
+            <w:tcW w:w="742" w:type="dxa"/>
+            <w:tcBorders>
+              <w:top w:val="nil"/>
+              <w:left w:val="nil"/>
+              <w:bottom w:val="single" w:sz="4" w:space="0" w:color="auto"/>
+              <w:right w:val="single" w:sz="4" w:space="0" w:color="auto"/>
+            </w:tcBorders>
+            <w:noWrap/>
+            <w:textDirection w:val="btLr"/>
+            <w:hideMark/>
+          </w:tcPr>
+          <w:p>
+            <w:pPr>
+              <w:jc w:val="both"/>
+              <w:rPr>
+                <w:rFonts w:ascii="Times New Roman" w:eastAsia="DengXian" w:hAnsi="Times New Roman" w:cs="Times New Roman"/>
+                <w:color w:val="000000"/>
+              </w:rPr>
+            </w:pPr>
+            <w:r>
+              <w:rPr>
+                <w:rFonts w:ascii="Times New Roman" w:eastAsia="DengXian" w:hAnsi="Times New Roman" w:cs="Times New Roman"/>
+                <w:color w:val="000000"/>
+              </w:rPr>
+              <w:t>language Translation</w:t>
+            </w:r>
+          </w:p>
+        </w:tc>
+        <w:tc>
+          <w:tcPr>
+            <w:tcW w:w="742" w:type="dxa"/>
+            <w:tcBorders>
+              <w:top w:val="nil"/>
+              <w:left w:val="nil"/>
+              <w:bottom w:val="single" w:sz="4" w:space="0" w:color="auto"/>
+              <w:right w:val="single" w:sz="4" w:space="0" w:color="auto"/>
+            </w:tcBorders>
+            <w:noWrap/>
+            <w:textDirection w:val="btLr"/>
+            <w:hideMark/>
+          </w:tcPr>
+          <w:p>
+            <w:pPr>
+              <w:jc w:val="both"/>
+              <w:rPr>
+                <w:rFonts w:ascii="Times New Roman" w:eastAsia="DengXian" w:hAnsi="Times New Roman" w:cs="Times New Roman"/>
+                <w:color w:val="000000"/>
+              </w:rPr>
+            </w:pPr>
+            <w:r>
+              <w:rPr>
+                <w:rFonts w:ascii="Times New Roman" w:eastAsia="DengXian" w:hAnsi="Times New Roman" w:cs="Times New Roman"/>
+                <w:color w:val="000000"/>
+              </w:rPr>
+              <w:t>Grammar / Style</w:t>
+            </w:r>
+          </w:p>
+        </w:tc>
+        <w:tc>
+          <w:tcPr>
+            <w:tcW w:w="742" w:type="dxa"/>
+            <w:tcBorders>
+              <w:top w:val="nil"/>
+              <w:left w:val="nil"/>
+              <w:bottom w:val="single" w:sz="4" w:space="0" w:color="auto"/>
+              <w:right w:val="single" w:sz="4" w:space="0" w:color="auto"/>
+            </w:tcBorders>
+            <w:noWrap/>
+            <w:textDirection w:val="btLr"/>
+            <w:hideMark/>
+          </w:tcPr>
+          <w:p>
+            <w:pPr>
+              <w:jc w:val="both"/>
+              <w:rPr>
+                <w:rFonts w:ascii="Times New Roman" w:eastAsia="DengXian" w:hAnsi="Times New Roman" w:cs="Times New Roman"/>
+                <w:color w:val="000000"/>
+              </w:rPr>
+            </w:pPr>
+            <w:proofErr w:type="spellStart"/>
+            <w:r>
+              <w:rPr>
+                <w:rFonts w:ascii="Times New Roman" w:eastAsia="DengXian" w:hAnsi="Times New Roman" w:cs="Times New Roman"/>
+                <w:color w:val="000000"/>
+              </w:rPr>
+              <w:t>Planing</w:t>
+            </w:r>
+            <w:proofErr w:type="spellEnd"/>
+            <w:r>
+              <w:rPr>
+                <w:rFonts w:ascii="Times New Roman" w:eastAsia="DengXian" w:hAnsi="Times New Roman" w:cs="Times New Roman"/>
+                <w:color w:val="000000"/>
+              </w:rPr>
+              <w:t xml:space="preserve"> / drafting</w:t>
+            </w:r>
+          </w:p>
+        </w:tc>
+        <w:tc>
+          <w:tcPr>
+            <w:tcW w:w="741" w:type="dxa"/>
+            <w:tcBorders>
+              <w:top w:val="nil"/>
+              <w:left w:val="nil"/>
+              <w:bottom w:val="single" w:sz="4" w:space="0" w:color="auto"/>
+              <w:right w:val="single" w:sz="4" w:space="0" w:color="auto"/>
+            </w:tcBorders>
+            <w:noWrap/>
+            <w:textDirection w:val="btLr"/>
+            <w:hideMark/>
+          </w:tcPr>
+          <w:p>
+            <w:pPr>
+              <w:jc w:val="both"/>
+              <w:rPr>
+                <w:rFonts w:ascii="Times New Roman" w:eastAsia="DengXian" w:hAnsi="Times New Roman" w:cs="Times New Roman" w:hint="eastAsia"/>
+                <w:color w:val="000000"/>
+              </w:rPr>
+            </w:pPr>
+            <w:r>
+              <w:rPr>
+                <w:rFonts w:ascii="Times New Roman" w:eastAsia="DengXian" w:hAnsi="Times New Roman" w:cs="Times New Roman"/>
+                <w:color w:val="000000"/>
+              </w:rPr>
+              <w:t>Unity troubleshooting</w:t>
+            </w:r>
+          </w:p>
+        </w:tc>
+        <w:tc>
+          <w:tcPr>
+            <w:tcW w:w="741" w:type="dxa"/>
+            <w:tcBorders>
+              <w:top w:val="nil"/>
+              <w:left w:val="nil"/>
+              <w:bottom w:val="single" w:sz="4" w:space="0" w:color="auto"/>
+              <w:right w:val="single" w:sz="4" w:space="0" w:color="auto"/>
+            </w:tcBorders>
+            <w:noWrap/>
+            <w:textDirection w:val="btLr"/>
+            <w:hideMark/>
+          </w:tcPr>
+          <w:p>
+            <w:pPr>
+              <w:jc w:val="both"/>
+              <w:rPr>
+                <w:rFonts w:ascii="Times New Roman" w:eastAsia="DengXian" w:hAnsi="Times New Roman" w:cs="Times New Roman"/>
+                <w:color w:val="000000"/>
+              </w:rPr>
+            </w:pPr>
+            <w:r>
+              <w:rPr>
+                <w:rFonts w:ascii="Times New Roman" w:eastAsia="DengXian" w:hAnsi="Times New Roman" w:cs="Times New Roman"/>
+                <w:color w:val="000000"/>
+              </w:rPr>
+              <w:t>Testing methodology</w:t>
+            </w:r>
+          </w:p>
+        </w:tc>
+        <w:tc>
+          <w:tcPr>
+            <w:tcW w:w="741" w:type="dxa"/>
+            <w:tcBorders>
+              <w:top w:val="nil"/>
+              <w:left w:val="nil"/>
+              <w:bottom w:val="single" w:sz="4" w:space="0" w:color="auto"/>
+              <w:right w:val="single" w:sz="4" w:space="0" w:color="auto"/>
+            </w:tcBorders>
+            <w:noWrap/>
+            <w:textDirection w:val="btLr"/>
+            <w:hideMark/>
+          </w:tcPr>
+          <w:p>
+            <w:pPr>
+              <w:jc w:val="both"/>
+              <w:rPr>
+                <w:rFonts w:ascii="Times New Roman" w:eastAsia="DengXian" w:hAnsi="Times New Roman" w:cs="Times New Roman"/>
+                <w:color w:val="000000"/>
+              </w:rPr>
+            </w:pPr>
+            <w:r>
+              <w:rPr>
+                <w:rFonts w:ascii="Times New Roman" w:eastAsia="DengXian" w:hAnsi="Times New Roman" w:cs="Times New Roman"/>
+                <w:color w:val="000000"/>
+              </w:rPr>
+              <w:t>Unity planning</w:t>
+            </w:r>
+          </w:p>
+        </w:tc>
+        <w:tc>
+          <w:tcPr>
+            <w:tcW w:w="741" w:type="dxa"/>
+            <w:tcBorders>
+              <w:top w:val="nil"/>
+              <w:left w:val="nil"/>
+              <w:bottom w:val="single" w:sz="4" w:space="0" w:color="auto"/>
+              <w:right w:val="single" w:sz="4" w:space="0" w:color="auto"/>
+            </w:tcBorders>
+            <w:noWrap/>
+            <w:textDirection w:val="btLr"/>
+            <w:hideMark/>
+          </w:tcPr>
+          <w:p>
+            <w:pPr>
+              <w:jc w:val="both"/>
+              <w:rPr>
+                <w:rFonts w:ascii="Times New Roman" w:eastAsia="DengXian" w:hAnsi="Times New Roman" w:cs="Times New Roman"/>
+                <w:color w:val="000000"/>
+              </w:rPr>
+            </w:pPr>
+            <w:r>
+              <w:rPr>
+                <w:rFonts w:ascii="Times New Roman" w:eastAsia="DengXian" w:hAnsi="Times New Roman" w:cs="Times New Roman"/>
+                <w:color w:val="000000"/>
+              </w:rPr>
+              <w:t>C# assistance</w:t>
+            </w:r>
+          </w:p>
+        </w:tc>
+        <w:tc>
+          <w:tcPr>
+            <w:tcW w:w="741" w:type="dxa"/>
+            <w:tcBorders>
+              <w:top w:val="nil"/>
+              <w:left w:val="nil"/>
+              <w:bottom w:val="single" w:sz="4" w:space="0" w:color="auto"/>
+              <w:right w:val="single" w:sz="4" w:space="0" w:color="auto"/>
+            </w:tcBorders>
+            <w:noWrap/>
+            <w:textDirection w:val="btLr"/>
+            <w:hideMark/>
+          </w:tcPr>
+          <w:p>
+            <w:pPr>
+              <w:jc w:val="both"/>
+              <w:rPr>
+                <w:rFonts w:ascii="Times New Roman" w:eastAsia="DengXian" w:hAnsi="Times New Roman" w:cs="Times New Roman"/>
+                <w:color w:val="000000"/>
+              </w:rPr>
+            </w:pPr>
+            <w:r>
+              <w:rPr>
+                <w:rFonts w:ascii="Times New Roman" w:eastAsia="DengXian" w:hAnsi="Times New Roman" w:cs="Times New Roman"/>
+                <w:color w:val="000000"/>
+              </w:rPr>
+              <w:t>Other</w:t>
+            </w:r>
+          </w:p>
+        </w:tc>
+      </w:tr>
+      <w:tr>
+        <w:trPr>
+          <w:trHeight w:val="1078"/>
+        </w:trPr>
+        <w:tc>
+          <w:tcPr>
+            <w:tcW w:w="2671" w:type="dxa"/>
+            <w:tcBorders>
+              <w:top w:val="nil"/>
+              <w:left w:val="single" w:sz="4" w:space="0" w:color="auto"/>
+              <w:bottom w:val="single" w:sz="4" w:space="0" w:color="auto"/>
+              <w:right w:val="single" w:sz="4" w:space="0" w:color="auto"/>
+            </w:tcBorders>
+            <w:hideMark/>
+          </w:tcPr>
+          <w:p>
+            <w:pPr>
+              <w:rPr>
+                <w:rFonts w:ascii="Times New Roman" w:eastAsia="DengXian" w:hAnsi="Times New Roman" w:cs="Times New Roman" w:hint="eastAsia"/>
+                <w:color w:val="000000"/>
+              </w:rPr>
+            </w:pPr>
+            <w:r>
+              <w:rPr>
+                <w:rFonts w:ascii="Times New Roman" w:eastAsia="DengXian" w:hAnsi="Times New Roman" w:cs="Times New Roman"/>
+                <w:color w:val="000000"/>
+              </w:rPr>
+              <w:t>ChatGPT</w:t>
+            </w:r>
+            <w:r>
+              <w:rPr>
+                <w:rFonts w:ascii="Times New Roman" w:eastAsia="DengXian" w:hAnsi="Times New Roman" w:cs="Times New Roman"/>
+                <w:color w:val="000000"/>
+              </w:rPr>
+              <w:br/>
+            </w:r>
+            <w:r>
+              <w:rPr>
+                <w:rFonts w:ascii="Times New Roman" w:eastAsia="DengXian" w:hAnsi="Times New Roman" w:cs="Times New Roman" w:hint="eastAsia"/>
+                <w:color w:val="000000"/>
+              </w:rPr>
+              <w:t>2026.08</w:t>
+            </w:r>
+          </w:p>
+        </w:tc>
+        <w:tc>
+          <w:tcPr>
+            <w:tcW w:w="742" w:type="dxa"/>
+            <w:tcBorders>
+              <w:top w:val="nil"/>
+              <w:left w:val="nil"/>
+              <w:bottom w:val="single" w:sz="4" w:space="0" w:color="auto"/>
+              <w:right w:val="single" w:sz="4" w:space="0" w:color="auto"/>
+            </w:tcBorders>
+            <w:noWrap/>
+            <w:vAlign w:val="center"/>
+            <w:hideMark/>
+          </w:tcPr>
+          <w:p>
+            <w:pPr>
+              <w:jc w:val="center"/>
+              <w:rPr>
+                <w:rFonts w:ascii="Times New Roman" w:eastAsia="DengXian" w:hAnsi="Times New Roman" w:cs="Times New Roman"/>
+                <w:color w:val="000000"/>
+              </w:rPr>
+            </w:pPr>
+            <w:r>
+              <w:rPr>
+                <w:rFonts w:ascii="Times New Roman" w:eastAsia="DengXian" w:hAnsi="Times New Roman" w:cs="Times New Roman"/>
+                <w:color w:val="000000"/>
+              </w:rPr>
+              <w:t>√</w:t>
+            </w:r>
+          </w:p>
+        </w:tc>
+        <w:tc>
+          <w:tcPr>
+            <w:tcW w:w="742" w:type="dxa"/>
+            <w:tcBorders>
+              <w:top w:val="nil"/>
+              <w:left w:val="nil"/>
+              <w:bottom w:val="single" w:sz="4" w:space="0" w:color="auto"/>
+              <w:right w:val="single" w:sz="4" w:space="0" w:color="auto"/>
+            </w:tcBorders>
+            <w:noWrap/>
+            <w:vAlign w:val="center"/>
+            <w:hideMark/>
+          </w:tcPr>
+          <w:p>
+            <w:pPr>
+              <w:jc w:val="center"/>
+              <w:rPr>
+                <w:rFonts w:ascii="Times New Roman" w:eastAsia="DengXian" w:hAnsi="Times New Roman" w:cs="Times New Roman"/>
+                <w:color w:val="000000"/>
+              </w:rPr>
+            </w:pPr>
+            <w:r>
+              <w:rPr>
+                <w:rFonts w:ascii="Times New Roman" w:eastAsia="DengXian" w:hAnsi="Times New Roman" w:cs="Times New Roman"/>
+                <w:color w:val="000000"/>
+              </w:rPr>
+              <w:t>√</w:t>
+            </w:r>
+          </w:p>
+        </w:tc>
+        <w:tc>
+          <w:tcPr>
+            <w:tcW w:w="742" w:type="dxa"/>
+            <w:tcBorders>
+              <w:top w:val="nil"/>
+              <w:left w:val="nil"/>
+              <w:bottom w:val="single" w:sz="4" w:space="0" w:color="auto"/>
+              <w:right w:val="single" w:sz="4" w:space="0" w:color="auto"/>
+            </w:tcBorders>
+            <w:noWrap/>
+            <w:vAlign w:val="center"/>
+            <w:hideMark/>
+          </w:tcPr>
+          <w:p>
+            <w:pPr>
+              <w:jc w:val="center"/>
+              <w:rPr>
+                <w:rFonts w:ascii="Times New Roman" w:eastAsia="DengXian" w:hAnsi="Times New Roman" w:cs="Times New Roman"/>
+                <w:color w:val="000000"/>
+              </w:rPr>
+            </w:pPr>
+            <w:r>
+              <w:rPr>
+                <w:rFonts w:ascii="Times New Roman" w:eastAsia="DengXian" w:hAnsi="Times New Roman" w:cs="Times New Roman"/>
+                <w:color w:val="000000"/>
+              </w:rPr>
+              <w:t>√</w:t>
+            </w:r>
+          </w:p>
+        </w:tc>
+        <w:tc>
+          <w:tcPr>
+            <w:tcW w:w="741" w:type="dxa"/>
+            <w:tcBorders>
+              <w:top w:val="nil"/>
+              <w:left w:val="nil"/>
+              <w:bottom w:val="single" w:sz="4" w:space="0" w:color="auto"/>
+              <w:right w:val="single" w:sz="4" w:space="0" w:color="auto"/>
+            </w:tcBorders>
+            <w:noWrap/>
+            <w:vAlign w:val="center"/>
+            <w:hideMark/>
+          </w:tcPr>
+          <w:p>
+            <w:pPr>
+              <w:jc w:val="center"/>
+              <w:rPr>
+                <w:rFonts w:ascii="Times New Roman" w:eastAsia="DengXian" w:hAnsi="Times New Roman" w:cs="Times New Roman"/>
+                <w:color w:val="000000"/>
+              </w:rPr>
+            </w:pPr>
+            <w:r>
+              <w:rPr>
+                <w:rFonts w:ascii="Times New Roman" w:eastAsia="DengXian" w:hAnsi="Times New Roman" w:cs="Times New Roman"/>
+                <w:color w:val="000000"/>
+              </w:rPr>
+              <w:t>√</w:t>
+            </w:r>
+          </w:p>
+        </w:tc>
+        <w:tc>
+          <w:tcPr>
+            <w:tcW w:w="741" w:type="dxa"/>
+            <w:tcBorders>
+              <w:top w:val="nil"/>
+              <w:left w:val="nil"/>
+              <w:bottom w:val="single" w:sz="4" w:space="0" w:color="auto"/>
+              <w:right w:val="single" w:sz="4" w:space="0" w:color="auto"/>
+            </w:tcBorders>
+            <w:noWrap/>
+            <w:vAlign w:val="center"/>
+            <w:hideMark/>
+          </w:tcPr>
+          <w:p>
+            <w:pPr>
+              <w:jc w:val="center"/>
+              <w:rPr>
+                <w:rFonts w:ascii="Times New Roman" w:eastAsia="DengXian" w:hAnsi="Times New Roman" w:cs="Times New Roman"/>
+                <w:color w:val="000000"/>
+              </w:rPr>
+            </w:pPr>
+            <w:r>
+              <w:rPr>
+                <w:rFonts w:ascii="Times New Roman" w:eastAsia="DengXian" w:hAnsi="Times New Roman" w:cs="Times New Roman"/>
+                <w:color w:val="000000"/>
+              </w:rPr>
+              <w:t>√</w:t>
+            </w:r>
+          </w:p>
+        </w:tc>
+        <w:tc>
+          <w:tcPr>
+            <w:tcW w:w="741" w:type="dxa"/>
+            <w:tcBorders>
+              <w:top w:val="nil"/>
+              <w:left w:val="nil"/>
+              <w:bottom w:val="single" w:sz="4" w:space="0" w:color="auto"/>
+              <w:right w:val="single" w:sz="4" w:space="0" w:color="auto"/>
+            </w:tcBorders>
+            <w:noWrap/>
+            <w:vAlign w:val="center"/>
+            <w:hideMark/>
+          </w:tcPr>
+          <w:p>
+            <w:pPr>
+              <w:jc w:val="center"/>
+              <w:rPr>
+                <w:rFonts w:ascii="Times New Roman" w:eastAsia="DengXian" w:hAnsi="Times New Roman" w:cs="Times New Roman"/>
+                <w:color w:val="000000"/>
+              </w:rPr>
+            </w:pPr>
+            <w:r>
+              <w:rPr>
+                <w:rFonts w:ascii="Times New Roman" w:eastAsia="DengXian" w:hAnsi="Times New Roman" w:cs="Times New Roman"/>
+                <w:color w:val="000000"/>
+              </w:rPr>
+              <w:t>√</w:t>
+            </w:r>
+          </w:p>
+        </w:tc>
+        <w:tc>
+          <w:tcPr>
+            <w:tcW w:w="741" w:type="dxa"/>
+            <w:tcBorders>
+              <w:top w:val="nil"/>
+              <w:left w:val="nil"/>
+              <w:bottom w:val="single" w:sz="4" w:space="0" w:color="auto"/>
+              <w:right w:val="single" w:sz="4" w:space="0" w:color="auto"/>
+            </w:tcBorders>
+            <w:noWrap/>
+            <w:vAlign w:val="center"/>
+            <w:hideMark/>
+          </w:tcPr>
+          <w:p>
+            <w:pPr>
+              <w:jc w:val="center"/>
+              <w:rPr>
+                <w:rFonts w:ascii="Times New Roman" w:eastAsia="DengXian" w:hAnsi="Times New Roman" w:cs="Times New Roman"/>
+                <w:color w:val="000000"/>
+              </w:rPr>
+            </w:pPr>
+            <w:r>
+              <w:rPr>
+                <w:rFonts w:ascii="Times New Roman" w:eastAsia="DengXian" w:hAnsi="Times New Roman" w:cs="Times New Roman"/>
+                <w:color w:val="000000"/>
+              </w:rPr>
+              <w:t>√</w:t>
+            </w:r>
+          </w:p>
+        </w:tc>
+        <w:tc>
+          <w:tcPr>
+            <w:tcW w:w="741" w:type="dxa"/>
+            <w:tcBorders>
+              <w:top w:val="nil"/>
+              <w:left w:val="nil"/>
+              <w:bottom w:val="single" w:sz="4" w:space="0" w:color="auto"/>
+              <w:right w:val="single" w:sz="4" w:space="0" w:color="auto"/>
+            </w:tcBorders>
+            <w:noWrap/>
+            <w:vAlign w:val="center"/>
+            <w:hideMark/>
+          </w:tcPr>
+          <w:p>
+            <w:pPr>
+              <w:jc w:val="center"/>
+              <w:rPr>
+                <w:rFonts w:ascii="Times New Roman" w:eastAsia="DengXian" w:hAnsi="Times New Roman" w:cs="Times New Roman"/>
+                <w:color w:val="000000"/>
+              </w:rPr>
+            </w:pPr>
+          </w:p>
+        </w:tc>
+      </w:tr>
+    </w:tbl>
+    <w:p>
+      <w:pPr>
+        <w:rPr>
+          <w:rFonts w:ascii="Arial" w:hAnsi="Arial" w:cs="Arial" w:hint="eastAsia"/>
+        </w:rPr>
+      </w:pPr>
     </w:p>
     <w:sectPr>
       <w:pgSz w:w="11906" w:h="16838"/>
